--- a/Dissertation/Project Proposal.docx
+++ b/Dissertation/Project Proposal.docx
@@ -354,8 +354,13 @@
         <w:t>Проанализировать</w:t>
       </w:r>
       <w:r>
-        <w:t xml:space="preserve"> ограничени</w:t>
-      </w:r>
+        <w:t xml:space="preserve"> </w:t>
+      </w:r>
+      <w:proofErr w:type="spellStart"/>
+      <w:r>
+        <w:t>ограничени</w:t>
+      </w:r>
+      <w:proofErr w:type="spellEnd"/>
       <w:r>
         <w:rPr>
           <w:lang w:val="ru-RU"/>
@@ -2601,24 +2606,654 @@
         <w:rPr>
           <w:lang w:val="ru-RU"/>
         </w:rPr>
-        <w:t xml:space="preserve">с условием рассогласования модели динамики робота с реальным воздействием на него (путем добавления </w:t>
-      </w:r>
-      <w:r>
+        <w:t>с условием рассогласования модели динамики робота с реальным воздействием на него (путем добавления внешней силы, неучтенной в модели).</w:t>
+      </w:r>
+    </w:p>
+    <w:p>
+      <w:pPr>
+        <w:spacing w:line="360" w:lineRule="auto"/>
+        <w:jc w:val="both"/>
+        <w:rPr>
+          <w:i/>
+          <w:lang w:val="en-US"/>
+        </w:rPr>
+      </w:pPr>
+      <m:oMathPara>
+        <m:oMath>
+          <m:sSub>
+            <m:sSubPr>
+              <m:ctrlPr>
+                <w:rPr>
+                  <w:rFonts w:ascii="Cambria Math" w:hAnsi="Cambria Math"/>
+                  <w:i/>
+                  <w:lang w:val="ru-RU"/>
+                </w:rPr>
+              </m:ctrlPr>
+            </m:sSubPr>
+            <m:e>
+              <m:r>
+                <w:rPr>
+                  <w:rFonts w:ascii="Cambria Math" w:hAnsi="Cambria Math"/>
+                  <w:lang w:val="ru-RU"/>
+                </w:rPr>
+                <m:t>x</m:t>
+              </m:r>
+            </m:e>
+            <m:sub>
+              <m:r>
+                <w:rPr>
+                  <w:rFonts w:ascii="Cambria Math" w:hAnsi="Cambria Math"/>
+                  <w:lang w:val="ru-RU"/>
+                </w:rPr>
+                <m:t>i</m:t>
+              </m:r>
+              <m:r>
+                <w:rPr>
+                  <w:rFonts w:ascii="Cambria Math" w:hAnsi="Cambria Math"/>
+                  <w:lang w:val="en-US"/>
+                </w:rPr>
+                <m:t>+1</m:t>
+              </m:r>
+            </m:sub>
+          </m:sSub>
+          <m:r>
+            <w:rPr>
+              <w:rFonts w:ascii="Cambria Math" w:hAnsi="Cambria Math"/>
+              <w:lang w:val="ru-RU"/>
+            </w:rPr>
+            <m:t>=</m:t>
+          </m:r>
+          <m:r>
+            <w:rPr>
+              <w:rFonts w:ascii="Cambria Math" w:hAnsi="Cambria Math"/>
+              <w:lang w:val="en-US"/>
+            </w:rPr>
+            <m:t>f</m:t>
+          </m:r>
+          <m:d>
+            <m:dPr>
+              <m:ctrlPr>
+                <w:rPr>
+                  <w:rFonts w:ascii="Cambria Math" w:hAnsi="Cambria Math"/>
+                  <w:i/>
+                  <w:lang w:val="en-US"/>
+                </w:rPr>
+              </m:ctrlPr>
+            </m:dPr>
+            <m:e>
+              <m:sSub>
+                <m:sSubPr>
+                  <m:ctrlPr>
+                    <w:rPr>
+                      <w:rFonts w:ascii="Cambria Math" w:hAnsi="Cambria Math"/>
+                      <w:i/>
+                      <w:lang w:val="en-US"/>
+                    </w:rPr>
+                  </m:ctrlPr>
+                </m:sSubPr>
+                <m:e>
+                  <m:r>
+                    <w:rPr>
+                      <w:rFonts w:ascii="Cambria Math" w:hAnsi="Cambria Math"/>
+                      <w:lang w:val="en-US"/>
+                    </w:rPr>
+                    <m:t>x</m:t>
+                  </m:r>
+                </m:e>
+                <m:sub>
+                  <m:r>
+                    <w:rPr>
+                      <w:rFonts w:ascii="Cambria Math" w:hAnsi="Cambria Math"/>
+                      <w:lang w:val="en-US"/>
+                    </w:rPr>
+                    <m:t>i</m:t>
+                  </m:r>
+                </m:sub>
+              </m:sSub>
+              <m:r>
+                <w:rPr>
+                  <w:rFonts w:ascii="Cambria Math" w:hAnsi="Cambria Math"/>
+                  <w:lang w:val="en-US"/>
+                </w:rPr>
+                <m:t>,</m:t>
+              </m:r>
+              <m:sSub>
+                <m:sSubPr>
+                  <m:ctrlPr>
+                    <w:rPr>
+                      <w:rFonts w:ascii="Cambria Math" w:hAnsi="Cambria Math"/>
+                      <w:i/>
+                      <w:lang w:val="en-US"/>
+                    </w:rPr>
+                  </m:ctrlPr>
+                </m:sSubPr>
+                <m:e>
+                  <m:r>
+                    <w:rPr>
+                      <w:rFonts w:ascii="Cambria Math" w:hAnsi="Cambria Math"/>
+                      <w:lang w:val="en-US"/>
+                    </w:rPr>
+                    <m:t>u</m:t>
+                  </m:r>
+                </m:e>
+                <m:sub>
+                  <m:r>
+                    <w:rPr>
+                      <w:rFonts w:ascii="Cambria Math" w:hAnsi="Cambria Math"/>
+                      <w:lang w:val="en-US"/>
+                    </w:rPr>
+                    <m:t>i</m:t>
+                  </m:r>
+                </m:sub>
+              </m:sSub>
+            </m:e>
+          </m:d>
+          <m:r>
+            <w:rPr>
+              <w:rFonts w:ascii="Cambria Math" w:hAnsi="Cambria Math"/>
+              <w:lang w:val="en-US"/>
+            </w:rPr>
+            <m:t>+h</m:t>
+          </m:r>
+          <m:d>
+            <m:dPr>
+              <m:ctrlPr>
+                <w:rPr>
+                  <w:rFonts w:ascii="Cambria Math" w:hAnsi="Cambria Math"/>
+                  <w:i/>
+                  <w:lang w:val="en-US"/>
+                </w:rPr>
+              </m:ctrlPr>
+            </m:dPr>
+            <m:e>
+              <m:sSub>
+                <m:sSubPr>
+                  <m:ctrlPr>
+                    <w:rPr>
+                      <w:rFonts w:ascii="Cambria Math" w:hAnsi="Cambria Math"/>
+                      <w:i/>
+                      <w:lang w:val="en-US"/>
+                    </w:rPr>
+                  </m:ctrlPr>
+                </m:sSubPr>
+                <m:e>
+                  <m:r>
+                    <w:rPr>
+                      <w:rFonts w:ascii="Cambria Math" w:hAnsi="Cambria Math"/>
+                      <w:lang w:val="en-US"/>
+                    </w:rPr>
+                    <m:t>x</m:t>
+                  </m:r>
+                </m:e>
+                <m:sub>
+                  <m:r>
+                    <w:rPr>
+                      <w:rFonts w:ascii="Cambria Math" w:hAnsi="Cambria Math"/>
+                      <w:lang w:val="en-US"/>
+                    </w:rPr>
+                    <m:t>i</m:t>
+                  </m:r>
+                </m:sub>
+              </m:sSub>
+              <m:r>
+                <w:rPr>
+                  <w:rFonts w:ascii="Cambria Math" w:hAnsi="Cambria Math"/>
+                  <w:lang w:val="en-US"/>
+                </w:rPr>
+                <m:t>,</m:t>
+              </m:r>
+              <m:sSub>
+                <m:sSubPr>
+                  <m:ctrlPr>
+                    <w:rPr>
+                      <w:rFonts w:ascii="Cambria Math" w:hAnsi="Cambria Math"/>
+                      <w:i/>
+                      <w:lang w:val="en-US"/>
+                    </w:rPr>
+                  </m:ctrlPr>
+                </m:sSubPr>
+                <m:e>
+                  <m:r>
+                    <w:rPr>
+                      <w:rFonts w:ascii="Cambria Math" w:hAnsi="Cambria Math"/>
+                      <w:lang w:val="en-US"/>
+                    </w:rPr>
+                    <m:t>u</m:t>
+                  </m:r>
+                </m:e>
+                <m:sub>
+                  <m:r>
+                    <w:rPr>
+                      <w:rFonts w:ascii="Cambria Math" w:hAnsi="Cambria Math"/>
+                      <w:lang w:val="en-US"/>
+                    </w:rPr>
+                    <m:t>i</m:t>
+                  </m:r>
+                </m:sub>
+              </m:sSub>
+              <m:r>
+                <w:rPr>
+                  <w:rFonts w:ascii="Cambria Math" w:hAnsi="Cambria Math"/>
+                  <w:lang w:val="en-US"/>
+                </w:rPr>
+                <m:t>,</m:t>
+              </m:r>
+              <m:sSub>
+                <m:sSubPr>
+                  <m:ctrlPr>
+                    <w:rPr>
+                      <w:rFonts w:ascii="Cambria Math" w:hAnsi="Cambria Math"/>
+                      <w:i/>
+                      <w:lang w:val="en-US"/>
+                    </w:rPr>
+                  </m:ctrlPr>
+                </m:sSubPr>
+                <m:e>
+                  <m:r>
+                    <w:rPr>
+                      <w:rFonts w:ascii="Cambria Math" w:hAnsi="Cambria Math"/>
+                      <w:lang w:val="en-US"/>
+                    </w:rPr>
+                    <m:t>p</m:t>
+                  </m:r>
+                </m:e>
+                <m:sub>
+                  <m:r>
+                    <w:rPr>
+                      <w:rFonts w:ascii="Cambria Math" w:hAnsi="Cambria Math"/>
+                      <w:lang w:val="en-US"/>
+                    </w:rPr>
+                    <m:t>i</m:t>
+                  </m:r>
+                </m:sub>
+              </m:sSub>
+            </m:e>
+          </m:d>
+          <m:r>
+            <w:rPr>
+              <w:rFonts w:ascii="Cambria Math" w:hAnsi="Cambria Math"/>
+              <w:lang w:val="en-US"/>
+            </w:rPr>
+            <m:t>,</m:t>
+          </m:r>
+        </m:oMath>
+      </m:oMathPara>
+    </w:p>
+    <w:p>
+      <w:pPr>
+        <w:spacing w:line="360" w:lineRule="auto"/>
+        <w:jc w:val="both"/>
         <w:rPr>
           <w:lang w:val="ru-RU"/>
         </w:rPr>
-        <w:t>внешней силы</w:t>
-      </w:r>
+      </w:pPr>
       <w:r>
         <w:rPr>
           <w:lang w:val="ru-RU"/>
         </w:rPr>
-        <w:t xml:space="preserve">, неучтенной в модели). </w:t>
-      </w:r>
+        <w:t xml:space="preserve">где </w:t>
+      </w:r>
+      <m:oMath>
+        <m:sSub>
+          <m:sSubPr>
+            <m:ctrlPr>
+              <w:rPr>
+                <w:rFonts w:ascii="Cambria Math" w:hAnsi="Cambria Math"/>
+                <w:i/>
+                <w:lang w:val="en-US"/>
+              </w:rPr>
+            </m:ctrlPr>
+          </m:sSubPr>
+          <m:e>
+            <m:r>
+              <w:rPr>
+                <w:rFonts w:ascii="Cambria Math" w:hAnsi="Cambria Math"/>
+                <w:lang w:val="en-US"/>
+              </w:rPr>
+              <m:t>x</m:t>
+            </m:r>
+          </m:e>
+          <m:sub>
+            <m:r>
+              <w:rPr>
+                <w:rFonts w:ascii="Cambria Math" w:hAnsi="Cambria Math"/>
+                <w:lang w:val="en-US"/>
+              </w:rPr>
+              <m:t>i</m:t>
+            </m:r>
+          </m:sub>
+        </m:sSub>
+      </m:oMath>
       <w:r>
         <w:rPr>
           <w:lang w:val="ru-RU"/>
         </w:rPr>
+        <w:t xml:space="preserve"> </w:t>
+      </w:r>
+      <w:r>
+        <w:rPr>
+          <w:lang w:val="ru-RU"/>
+        </w:rPr>
+        <w:t>– п</w:t>
+      </w:r>
+      <w:r>
+        <w:rPr>
+          <w:lang w:val="ru-RU"/>
+        </w:rPr>
+        <w:t xml:space="preserve">еременная состояния, </w:t>
+      </w:r>
+      <m:oMath>
+        <m:sSub>
+          <m:sSubPr>
+            <m:ctrlPr>
+              <w:rPr>
+                <w:rFonts w:ascii="Cambria Math" w:hAnsi="Cambria Math"/>
+                <w:i/>
+                <w:lang w:val="en-US"/>
+              </w:rPr>
+            </m:ctrlPr>
+          </m:sSubPr>
+          <m:e>
+            <m:r>
+              <w:rPr>
+                <w:rFonts w:ascii="Cambria Math" w:hAnsi="Cambria Math"/>
+                <w:lang w:val="en-US"/>
+              </w:rPr>
+              <m:t>u</m:t>
+            </m:r>
+          </m:e>
+          <m:sub>
+            <m:r>
+              <w:rPr>
+                <w:rFonts w:ascii="Cambria Math" w:hAnsi="Cambria Math"/>
+                <w:lang w:val="en-US"/>
+              </w:rPr>
+              <m:t>i</m:t>
+            </m:r>
+          </m:sub>
+        </m:sSub>
+      </m:oMath>
+      <w:r>
+        <w:rPr>
+          <w:lang w:val="ru-RU"/>
+        </w:rPr>
+        <w:t xml:space="preserve"> – управляющий сигнал, </w:t>
+      </w:r>
+      <m:oMath>
+        <m:sSub>
+          <m:sSubPr>
+            <m:ctrlPr>
+              <w:rPr>
+                <w:rFonts w:ascii="Cambria Math" w:hAnsi="Cambria Math"/>
+                <w:i/>
+                <w:lang w:val="en-US"/>
+              </w:rPr>
+            </m:ctrlPr>
+          </m:sSubPr>
+          <m:e>
+            <m:r>
+              <w:rPr>
+                <w:rFonts w:ascii="Cambria Math" w:hAnsi="Cambria Math"/>
+                <w:lang w:val="en-US"/>
+              </w:rPr>
+              <m:t>p</m:t>
+            </m:r>
+          </m:e>
+          <m:sub>
+            <m:r>
+              <w:rPr>
+                <w:rFonts w:ascii="Cambria Math" w:hAnsi="Cambria Math"/>
+                <w:lang w:val="en-US"/>
+              </w:rPr>
+              <m:t>i</m:t>
+            </m:r>
+          </m:sub>
+        </m:sSub>
+      </m:oMath>
+      <w:r>
+        <w:rPr>
+          <w:lang w:val="ru-RU"/>
+        </w:rPr>
+        <w:t xml:space="preserve"> – записанные предыдущие состояния, </w:t>
+      </w:r>
+      <m:oMath>
+        <m:r>
+          <w:rPr>
+            <w:rFonts w:ascii="Cambria Math" w:hAnsi="Cambria Math"/>
+            <w:lang w:val="en-US"/>
+          </w:rPr>
+          <m:t>f</m:t>
+        </m:r>
+        <m:d>
+          <m:dPr>
+            <m:ctrlPr>
+              <w:rPr>
+                <w:rFonts w:ascii="Cambria Math" w:hAnsi="Cambria Math"/>
+                <w:i/>
+                <w:lang w:val="en-US"/>
+              </w:rPr>
+            </m:ctrlPr>
+          </m:dPr>
+          <m:e>
+            <m:sSub>
+              <m:sSubPr>
+                <m:ctrlPr>
+                  <w:rPr>
+                    <w:rFonts w:ascii="Cambria Math" w:hAnsi="Cambria Math"/>
+                    <w:i/>
+                    <w:lang w:val="en-US"/>
+                  </w:rPr>
+                </m:ctrlPr>
+              </m:sSubPr>
+              <m:e>
+                <m:r>
+                  <w:rPr>
+                    <w:rFonts w:ascii="Cambria Math" w:hAnsi="Cambria Math"/>
+                    <w:lang w:val="en-US"/>
+                  </w:rPr>
+                  <m:t>x</m:t>
+                </m:r>
+              </m:e>
+              <m:sub>
+                <m:r>
+                  <w:rPr>
+                    <w:rFonts w:ascii="Cambria Math" w:hAnsi="Cambria Math"/>
+                    <w:lang w:val="en-US"/>
+                  </w:rPr>
+                  <m:t>i</m:t>
+                </m:r>
+              </m:sub>
+            </m:sSub>
+            <m:r>
+              <w:rPr>
+                <w:rFonts w:ascii="Cambria Math" w:hAnsi="Cambria Math"/>
+                <w:lang w:val="ru-RU"/>
+              </w:rPr>
+              <m:t>,</m:t>
+            </m:r>
+            <m:sSub>
+              <m:sSubPr>
+                <m:ctrlPr>
+                  <w:rPr>
+                    <w:rFonts w:ascii="Cambria Math" w:hAnsi="Cambria Math"/>
+                    <w:i/>
+                    <w:lang w:val="en-US"/>
+                  </w:rPr>
+                </m:ctrlPr>
+              </m:sSubPr>
+              <m:e>
+                <m:r>
+                  <w:rPr>
+                    <w:rFonts w:ascii="Cambria Math" w:hAnsi="Cambria Math"/>
+                    <w:lang w:val="en-US"/>
+                  </w:rPr>
+                  <m:t>u</m:t>
+                </m:r>
+              </m:e>
+              <m:sub>
+                <m:r>
+                  <w:rPr>
+                    <w:rFonts w:ascii="Cambria Math" w:hAnsi="Cambria Math"/>
+                    <w:lang w:val="en-US"/>
+                  </w:rPr>
+                  <m:t>i</m:t>
+                </m:r>
+              </m:sub>
+            </m:sSub>
+          </m:e>
+        </m:d>
+      </m:oMath>
+      <w:r>
+        <w:rPr>
+          <w:lang w:val="ru-RU"/>
+        </w:rPr>
+        <w:t xml:space="preserve"> – </w:t>
+      </w:r>
+      <w:r>
+        <w:rPr>
+          <w:lang w:val="ru-RU"/>
+        </w:rPr>
+        <w:t xml:space="preserve">функция динамики, </w:t>
+      </w:r>
+      <m:oMath>
+        <m:r>
+          <w:rPr>
+            <w:rFonts w:ascii="Cambria Math" w:hAnsi="Cambria Math"/>
+            <w:lang w:val="ru-RU"/>
+          </w:rPr>
+          <m:t>h</m:t>
+        </m:r>
+        <m:d>
+          <m:dPr>
+            <m:ctrlPr>
+              <w:rPr>
+                <w:rFonts w:ascii="Cambria Math" w:hAnsi="Cambria Math"/>
+                <w:i/>
+                <w:lang w:val="en-US"/>
+              </w:rPr>
+            </m:ctrlPr>
+          </m:dPr>
+          <m:e>
+            <m:sSub>
+              <m:sSubPr>
+                <m:ctrlPr>
+                  <w:rPr>
+                    <w:rFonts w:ascii="Cambria Math" w:hAnsi="Cambria Math"/>
+                    <w:i/>
+                    <w:lang w:val="en-US"/>
+                  </w:rPr>
+                </m:ctrlPr>
+              </m:sSubPr>
+              <m:e>
+                <m:r>
+                  <w:rPr>
+                    <w:rFonts w:ascii="Cambria Math" w:hAnsi="Cambria Math"/>
+                    <w:lang w:val="en-US"/>
+                  </w:rPr>
+                  <m:t>x</m:t>
+                </m:r>
+              </m:e>
+              <m:sub>
+                <m:r>
+                  <w:rPr>
+                    <w:rFonts w:ascii="Cambria Math" w:hAnsi="Cambria Math"/>
+                    <w:lang w:val="en-US"/>
+                  </w:rPr>
+                  <m:t>i</m:t>
+                </m:r>
+              </m:sub>
+            </m:sSub>
+            <m:r>
+              <w:rPr>
+                <w:rFonts w:ascii="Cambria Math" w:hAnsi="Cambria Math"/>
+                <w:lang w:val="ru-RU"/>
+              </w:rPr>
+              <m:t>,</m:t>
+            </m:r>
+            <m:sSub>
+              <m:sSubPr>
+                <m:ctrlPr>
+                  <w:rPr>
+                    <w:rFonts w:ascii="Cambria Math" w:hAnsi="Cambria Math"/>
+                    <w:i/>
+                    <w:lang w:val="en-US"/>
+                  </w:rPr>
+                </m:ctrlPr>
+              </m:sSubPr>
+              <m:e>
+                <m:r>
+                  <w:rPr>
+                    <w:rFonts w:ascii="Cambria Math" w:hAnsi="Cambria Math"/>
+                    <w:lang w:val="en-US"/>
+                  </w:rPr>
+                  <m:t>u</m:t>
+                </m:r>
+              </m:e>
+              <m:sub>
+                <m:r>
+                  <w:rPr>
+                    <w:rFonts w:ascii="Cambria Math" w:hAnsi="Cambria Math"/>
+                    <w:lang w:val="en-US"/>
+                  </w:rPr>
+                  <m:t>i</m:t>
+                </m:r>
+              </m:sub>
+            </m:sSub>
+            <m:r>
+              <w:rPr>
+                <w:rFonts w:ascii="Cambria Math" w:hAnsi="Cambria Math"/>
+                <w:lang w:val="ru-RU"/>
+              </w:rPr>
+              <m:t>,</m:t>
+            </m:r>
+            <m:sSub>
+              <m:sSubPr>
+                <m:ctrlPr>
+                  <w:rPr>
+                    <w:rFonts w:ascii="Cambria Math" w:hAnsi="Cambria Math"/>
+                    <w:i/>
+                    <w:lang w:val="en-US"/>
+                  </w:rPr>
+                </m:ctrlPr>
+              </m:sSubPr>
+              <m:e>
+                <m:r>
+                  <w:rPr>
+                    <w:rFonts w:ascii="Cambria Math" w:hAnsi="Cambria Math"/>
+                    <w:lang w:val="en-US"/>
+                  </w:rPr>
+                  <m:t>p</m:t>
+                </m:r>
+              </m:e>
+              <m:sub>
+                <m:r>
+                  <w:rPr>
+                    <w:rFonts w:ascii="Cambria Math" w:hAnsi="Cambria Math"/>
+                    <w:lang w:val="en-US"/>
+                  </w:rPr>
+                  <m:t>i</m:t>
+                </m:r>
+              </m:sub>
+            </m:sSub>
+          </m:e>
+        </m:d>
+      </m:oMath>
+      <w:r>
+        <w:rPr>
+          <w:lang w:val="ru-RU"/>
+        </w:rPr>
+        <w:t xml:space="preserve"> – функция неучтенной динамики (невязка)</w:t>
+      </w:r>
+      <w:r>
+        <w:rPr>
+          <w:lang w:val="ru-RU"/>
+        </w:rPr>
+        <w:t xml:space="preserve">. </w:t>
+      </w:r>
+      <w:r>
+        <w:rPr>
+          <w:lang w:val="ru-RU"/>
+        </w:rPr>
         <w:t xml:space="preserve">Данные симуляции (рис. 1) проходят оффлайн, в дальнейшем планируется их перевод на тензорные вычисления и </w:t>
       </w:r>
       <w:r>
@@ -2643,17 +3278,85 @@
         <w:rPr>
           <w:lang w:val="ru-RU"/>
         </w:rPr>
-        <w:t>, и это приведет по крайней мере к минимизации эффекта от неучтенной динамики, то экспериментальные исследования продолжатся с фокусом на доработку метода и написание теоретической части, в противном случае – будет проверятся альтернативная гипотеза того, как можно учесть рассогласование и минимизировать его эффект.</w:t>
-      </w:r>
-    </w:p>
-    <w:p>
-      <w:pPr>
-        <w:spacing w:line="360" w:lineRule="auto"/>
-        <w:jc w:val="both"/>
+        <w:t xml:space="preserve">, и это приведет по крайней мере к </w:t>
+      </w:r>
+      <w:r>
+        <w:rPr>
+          <w:lang w:val="ru-RU"/>
+        </w:rPr>
+        <w:lastRenderedPageBreak/>
+        <w:t>минимизации эффекта от неучтенной динамики, то экспериментальные исследования продолжатся с фокусом на доработку метода и написание теоретической части, в противном случае – будет проверятся альтернативная гипотеза того, как можно учесть рассогласование и минимизировать его эффект.</w:t>
+      </w:r>
+    </w:p>
+    <w:p>
+      <w:pPr>
+        <w:spacing w:line="360" w:lineRule="auto"/>
+        <w:jc w:val="center"/>
         <w:rPr>
           <w:lang w:val="en-US"/>
         </w:rPr>
       </w:pPr>
+      <w:r>
+        <w:rPr>
+          <w:noProof/>
+          <w:lang w:val="en-US"/>
+        </w:rPr>
+        <w:drawing>
+          <wp:inline distT="0" distB="0" distL="0" distR="0" wp14:anchorId="5B2D70D5" wp14:editId="2D96CA52">
+            <wp:extent cx="3297261" cy="3284220"/>
+            <wp:effectExtent l="19050" t="19050" r="17780" b="11430"/>
+            <wp:docPr id="1901809347" name="Рисунок 1"/>
+            <wp:cNvGraphicFramePr>
+              <a:graphicFrameLocks xmlns:a="http://schemas.openxmlformats.org/drawingml/2006/main" noChangeAspect="1"/>
+            </wp:cNvGraphicFramePr>
+            <a:graphic xmlns:a="http://schemas.openxmlformats.org/drawingml/2006/main">
+              <a:graphicData uri="http://schemas.openxmlformats.org/drawingml/2006/picture">
+                <pic:pic xmlns:pic="http://schemas.openxmlformats.org/drawingml/2006/picture">
+                  <pic:nvPicPr>
+                    <pic:cNvPr id="1901809347" name=""/>
+                    <pic:cNvPicPr/>
+                  </pic:nvPicPr>
+                  <pic:blipFill>
+                    <a:blip r:embed="rId8"/>
+                    <a:stretch>
+                      <a:fillRect/>
+                    </a:stretch>
+                  </pic:blipFill>
+                  <pic:spPr>
+                    <a:xfrm>
+                      <a:off x="0" y="0"/>
+                      <a:ext cx="3300410" cy="3287357"/>
+                    </a:xfrm>
+                    <a:prstGeom prst="rect">
+                      <a:avLst/>
+                    </a:prstGeom>
+                    <a:ln>
+                      <a:solidFill>
+                        <a:schemeClr val="tx1"/>
+                      </a:solidFill>
+                    </a:ln>
+                  </pic:spPr>
+                </pic:pic>
+              </a:graphicData>
+            </a:graphic>
+          </wp:inline>
+        </w:drawing>
+      </w:r>
+    </w:p>
+    <w:p>
+      <w:pPr>
+        <w:spacing w:line="360" w:lineRule="auto"/>
+        <w:jc w:val="center"/>
+        <w:rPr>
+          <w:lang w:val="ru-RU"/>
+        </w:rPr>
+      </w:pPr>
+      <w:r>
+        <w:rPr>
+          <w:lang w:val="ru-RU"/>
+        </w:rPr>
+        <w:t>Рис. 1. Текущее окно симуляции робота.</w:t>
+      </w:r>
     </w:p>
     <w:p>
       <w:pPr>
@@ -2728,7 +3431,6 @@
     <w:p>
       <w:pPr>
         <w:spacing w:line="360" w:lineRule="auto"/>
-        <w:ind w:firstLine="708"/>
         <w:jc w:val="both"/>
         <w:rPr>
           <w:lang w:val="ru-RU"/>
@@ -2738,7 +3440,6 @@
     <w:p>
       <w:pPr>
         <w:spacing w:line="360" w:lineRule="auto"/>
-        <w:ind w:firstLine="708"/>
         <w:jc w:val="both"/>
         <w:rPr>
           <w:lang w:val="ru-RU"/>
@@ -2748,42 +3449,13 @@
     <w:p>
       <w:pPr>
         <w:spacing w:line="360" w:lineRule="auto"/>
-        <w:ind w:firstLine="708"/>
-        <w:jc w:val="both"/>
-        <w:rPr>
-          <w:lang w:val="ru-RU"/>
-        </w:rPr>
-      </w:pPr>
-    </w:p>
-    <w:p>
-      <w:pPr>
-        <w:spacing w:line="360" w:lineRule="auto"/>
-        <w:ind w:firstLine="708"/>
-        <w:jc w:val="both"/>
-        <w:rPr>
-          <w:lang w:val="ru-RU"/>
-        </w:rPr>
-      </w:pPr>
-    </w:p>
-    <w:p>
-      <w:pPr>
-        <w:spacing w:line="360" w:lineRule="auto"/>
-        <w:ind w:firstLine="708"/>
-        <w:jc w:val="both"/>
-        <w:rPr>
-          <w:lang w:val="ru-RU"/>
-        </w:rPr>
-      </w:pPr>
-    </w:p>
-    <w:p>
-      <w:pPr>
-        <w:spacing w:line="360" w:lineRule="auto"/>
         <w:jc w:val="center"/>
       </w:pPr>
       <w:r>
         <w:rPr>
           <w:b/>
         </w:rPr>
+        <w:lastRenderedPageBreak/>
         <w:t>ЗАКЛЮЧЕНИЕ (предварительно)</w:t>
       </w:r>
     </w:p>
@@ -2807,9 +3479,21 @@
       </w:r>
       <w:proofErr w:type="spellStart"/>
       <w:r>
-        <w:t>эффективност</w:t>
-      </w:r>
-      <w:proofErr w:type="spellEnd"/>
+        <w:t>эффективнос</w:t>
+      </w:r>
+      <w:r>
+        <w:rPr>
+          <w:lang w:val="ru-RU"/>
+        </w:rPr>
+        <w:t>ти</w:t>
+      </w:r>
+      <w:proofErr w:type="spellEnd"/>
+      <w:r>
+        <w:rPr>
+          <w:lang w:val="ru-RU"/>
+        </w:rPr>
+        <w:t>.</w:t>
+      </w:r>
     </w:p>
     <w:p>
       <w:pPr>
@@ -2817,7 +3501,7 @@
         <w:jc w:val="center"/>
         <w:rPr>
           <w:b/>
-          <w:lang w:val="en-US"/>
+          <w:lang w:val="ru-RU"/>
         </w:rPr>
       </w:pPr>
       <w:r>
@@ -2833,7 +3517,7 @@
         <w:spacing w:line="360" w:lineRule="auto"/>
         <w:jc w:val="both"/>
         <w:rPr>
-          <w:lang w:val="en-US"/>
+          <w:lang w:val="ru-RU"/>
         </w:rPr>
       </w:pPr>
     </w:p>
@@ -3188,7 +3872,7 @@
         <w:spacing w:line="360" w:lineRule="auto"/>
         <w:rPr>
           <w:b/>
-          <w:lang w:val="ru-RU"/>
+          <w:lang w:val="en-US"/>
         </w:rPr>
       </w:pPr>
     </w:p>
@@ -3198,7 +3882,7 @@
         <w:jc w:val="center"/>
         <w:rPr>
           <w:b/>
-          <w:lang w:val="ru-RU"/>
+          <w:lang w:val="en-US"/>
         </w:rPr>
       </w:pPr>
     </w:p>
@@ -3223,7 +3907,7 @@
         <w:spacing w:line="360" w:lineRule="auto"/>
         <w:jc w:val="both"/>
       </w:pPr>
-      <w:hyperlink r:id="rId8">
+      <w:hyperlink r:id="rId9">
         <w:r>
           <w:rPr>
             <w:b/>
@@ -3258,7 +3942,7 @@
         <w:spacing w:line="360" w:lineRule="auto"/>
         <w:jc w:val="both"/>
       </w:pPr>
-      <w:hyperlink r:id="rId9">
+      <w:hyperlink r:id="rId10">
         <w:r>
           <w:rPr>
             <w:b/>
@@ -3317,7 +4001,7 @@
         <w:spacing w:line="360" w:lineRule="auto"/>
         <w:jc w:val="both"/>
       </w:pPr>
-      <w:hyperlink r:id="rId10">
+      <w:hyperlink r:id="rId11">
         <w:r>
           <w:rPr>
             <w:b/>
@@ -3416,7 +4100,7 @@
         <w:spacing w:line="360" w:lineRule="auto"/>
         <w:jc w:val="both"/>
       </w:pPr>
-      <w:hyperlink r:id="rId11">
+      <w:hyperlink r:id="rId12">
         <w:r>
           <w:rPr>
             <w:b/>
@@ -3463,7 +4147,7 @@
         <w:spacing w:line="360" w:lineRule="auto"/>
         <w:jc w:val="both"/>
       </w:pPr>
-      <w:hyperlink r:id="rId12">
+      <w:hyperlink r:id="rId13">
         <w:r>
           <w:rPr>
             <w:b/>
@@ -3565,7 +4249,7 @@
         <w:spacing w:line="360" w:lineRule="auto"/>
         <w:jc w:val="both"/>
       </w:pPr>
-      <w:hyperlink r:id="rId13">
+      <w:hyperlink r:id="rId14">
         <w:r>
           <w:rPr>
             <w:b/>
@@ -3669,7 +4353,7 @@
         <w:spacing w:line="360" w:lineRule="auto"/>
         <w:jc w:val="both"/>
       </w:pPr>
-      <w:hyperlink r:id="rId14">
+      <w:hyperlink r:id="rId15">
         <w:proofErr w:type="spellStart"/>
         <w:r>
           <w:rPr>
@@ -3844,12 +4528,21 @@
         </w:rPr>
         <w:t xml:space="preserve"> </w:t>
       </w:r>
+      <w:proofErr w:type="spellStart"/>
       <w:r>
         <w:rPr>
           <w:sz w:val="24"/>
           <w:szCs w:val="24"/>
         </w:rPr>
-        <w:t xml:space="preserve">Gandhi M. S. и др. </w:t>
+        <w:t>Gandhi</w:t>
+      </w:r>
+      <w:proofErr w:type="spellEnd"/>
+      <w:r>
+        <w:rPr>
+          <w:sz w:val="24"/>
+          <w:szCs w:val="24"/>
+        </w:rPr>
+        <w:t xml:space="preserve"> M. S. и др. </w:t>
       </w:r>
       <w:r>
         <w:rPr>
@@ -3920,55 +4613,32 @@
           <w:szCs w:val="24"/>
           <w:lang w:val="en-US"/>
         </w:rPr>
-        <w:t xml:space="preserve">Raisi M., Noohian A., Fallah S. A fault-tolerant and robust controller using model predictive path integral control for free-flying space robots // Frontiers in Robotics and AI. 2022. </w:t>
-      </w:r>
-      <w:r>
-        <w:rPr>
-          <w:sz w:val="24"/>
-          <w:szCs w:val="24"/>
-        </w:rPr>
-        <w:t>Т</w:t>
-      </w:r>
+        <w:t xml:space="preserve">Raisi M., </w:t>
+      </w:r>
+      <w:proofErr w:type="spellStart"/>
       <w:r>
         <w:rPr>
           <w:sz w:val="24"/>
           <w:szCs w:val="24"/>
           <w:lang w:val="en-US"/>
         </w:rPr>
-        <w:t xml:space="preserve">. 9. </w:t>
-      </w:r>
-      <w:r>
-        <w:rPr>
-          <w:sz w:val="24"/>
-          <w:szCs w:val="24"/>
-        </w:rPr>
-        <w:t>С</w:t>
-      </w:r>
+        <w:t>Noohian</w:t>
+      </w:r>
+      <w:proofErr w:type="spellEnd"/>
       <w:r>
         <w:rPr>
           <w:sz w:val="24"/>
           <w:szCs w:val="24"/>
           <w:lang w:val="en-US"/>
         </w:rPr>
-        <w:t>. 1027918.</w:t>
-      </w:r>
-    </w:p>
-  </w:footnote>
-  <w:footnote w:id="3">
-    <w:p>
-      <w:pPr>
-        <w:spacing w:after="0" w:line="360" w:lineRule="auto"/>
-        <w:jc w:val="both"/>
+        <w:t xml:space="preserve"> A., Fallah S. A fault-tolerant and robust controller using model predictive path integral control for free-flying space robots // Frontiers in Robotics and AI. 2022. </w:t>
+      </w:r>
+      <w:r>
         <w:rPr>
           <w:sz w:val="24"/>
           <w:szCs w:val="24"/>
         </w:rPr>
-      </w:pPr>
-      <w:r>
-        <w:rPr>
-          <w:vertAlign w:val="superscript"/>
-        </w:rPr>
-        <w:footnoteRef/>
+        <w:t>Т</w:t>
       </w:r>
       <w:r>
         <w:rPr>
@@ -3976,14 +4646,14 @@
           <w:szCs w:val="24"/>
           <w:lang w:val="en-US"/>
         </w:rPr>
-        <w:t xml:space="preserve"> Williams G. </w:t>
+        <w:t xml:space="preserve">. 9. </w:t>
       </w:r>
       <w:r>
         <w:rPr>
           <w:sz w:val="24"/>
           <w:szCs w:val="24"/>
         </w:rPr>
-        <w:t>и</w:t>
+        <w:t>С</w:t>
       </w:r>
       <w:r>
         <w:rPr>
@@ -3991,15 +4661,58 @@
           <w:szCs w:val="24"/>
           <w:lang w:val="en-US"/>
         </w:rPr>
-        <w:t xml:space="preserve"> </w:t>
-      </w:r>
-      <w:r>
+        <w:t>. 1027918.</w:t>
+      </w:r>
+    </w:p>
+  </w:footnote>
+  <w:footnote w:id="3">
+    <w:p>
+      <w:pPr>
+        <w:spacing w:after="0" w:line="360" w:lineRule="auto"/>
+        <w:jc w:val="both"/>
         <w:rPr>
           <w:sz w:val="24"/>
           <w:szCs w:val="24"/>
         </w:rPr>
+      </w:pPr>
+      <w:r>
+        <w:rPr>
+          <w:vertAlign w:val="superscript"/>
+        </w:rPr>
+        <w:footnoteRef/>
+      </w:r>
+      <w:r>
+        <w:rPr>
+          <w:sz w:val="24"/>
+          <w:szCs w:val="24"/>
+          <w:lang w:val="en-US"/>
+        </w:rPr>
+        <w:t xml:space="preserve"> Williams G. </w:t>
+      </w:r>
+      <w:r>
+        <w:rPr>
+          <w:sz w:val="24"/>
+          <w:szCs w:val="24"/>
+        </w:rPr>
+        <w:t>и</w:t>
+      </w:r>
+      <w:r>
+        <w:rPr>
+          <w:sz w:val="24"/>
+          <w:szCs w:val="24"/>
+          <w:lang w:val="en-US"/>
+        </w:rPr>
+        <w:t xml:space="preserve"> </w:t>
+      </w:r>
+      <w:proofErr w:type="spellStart"/>
+      <w:r>
+        <w:rPr>
+          <w:sz w:val="24"/>
+          <w:szCs w:val="24"/>
+        </w:rPr>
         <w:t>др</w:t>
       </w:r>
+      <w:proofErr w:type="spellEnd"/>
       <w:r>
         <w:rPr>
           <w:sz w:val="24"/>
@@ -5229,6 +5942,16 @@
       <w:vertAlign w:val="superscript"/>
     </w:rPr>
   </w:style>
+  <w:style w:type="character" w:styleId="ad">
+    <w:name w:val="Placeholder Text"/>
+    <w:basedOn w:val="a0"/>
+    <w:uiPriority w:val="99"/>
+    <w:semiHidden/>
+    <w:rsid w:val="006E1FD2"/>
+    <w:rPr>
+      <w:color w:val="666666"/>
+    </w:rPr>
+  </w:style>
 </w:styles>
 </file>
 
